--- a/hangszoveg/lorinc_hangszoveg.docx
+++ b/hangszoveg/lorinc_hangszoveg.docx
@@ -1,50 +1,45 @@
 
 <file path=word/document.xml><?xml version="1.0" encoding="utf-8"?>
-<w:document xmlns:wpc="http://schemas.microsoft.com/office/word/2010/wordprocessingCanvas" xmlns:cx="http://schemas.microsoft.com/office/drawing/2014/chartex" xmlns:cx1="http://schemas.microsoft.com/office/drawing/2015/9/8/chartex" xmlns:cx2="http://schemas.microsoft.com/office/drawing/2015/10/21/chartex" xmlns:cx3="http://schemas.microsoft.com/office/drawing/2016/5/9/chartex" xmlns:cx4="http://schemas.microsoft.com/office/drawing/2016/5/10/chartex" xmlns:cx5="http://schemas.microsoft.com/office/drawing/2016/5/11/chartex" xmlns:cx6="http://schemas.microsoft.com/office/drawing/2016/5/12/chartex" xmlns:cx7="http://schemas.microsoft.com/office/drawing/2016/5/13/chartex" xmlns:cx8="http://schemas.microsoft.com/office/drawing/2016/5/14/chartex" xmlns:mc="http://schemas.openxmlformats.org/markup-compatibility/2006" xmlns:aink="http://schemas.microsoft.com/office/drawing/2016/ink" xmlns:am3d="http://schemas.microsoft.com/office/drawing/2017/model3d" xmlns:o="urn:schemas-microsoft-com:office:office" xmlns:oel="http://schemas.microsoft.com/office/2019/extlst" xmlns:r="http://schemas.openxmlformats.org/officeDocument/2006/relationships" xmlns:m="http://schemas.openxmlformats.org/officeDocument/2006/math" xmlns:v="urn:schemas-microsoft-com:vml" xmlns:wp14="http://schemas.microsoft.com/office/word/2010/wordprocessingDrawing" xmlns:wp="http://schemas.openxmlformats.org/drawingml/2006/wordprocessingDrawing" xmlns:w10="urn:schemas-microsoft-com:office:word" xmlns:w="http://schemas.openxmlformats.org/wordprocessingml/2006/main" xmlns:w14="http://schemas.microsoft.com/office/word/2010/wordml" xmlns:w15="http://schemas.microsoft.com/office/word/2012/wordml" xmlns:w16cex="http://schemas.microsoft.com/office/word/2018/wordml/cex" xmlns:w16cid="http://schemas.microsoft.com/office/word/2016/wordml/cid" xmlns:w16="http://schemas.microsoft.com/office/word/2018/wordml" xmlns:w16du="http://schemas.microsoft.com/office/word/2023/wordml/word16du" xmlns:w16sdtdh="http://schemas.microsoft.com/office/word/2020/wordml/sdtdatahash" xmlns:w16sdtfl="http://schemas.microsoft.com/office/word/2024/wordml/sdtformatlock" xmlns:w16se="http://schemas.microsoft.com/office/word/2015/wordml/symex" xmlns:wpg="http://schemas.microsoft.com/office/word/2010/wordprocessingGroup" xmlns:wpi="http://schemas.microsoft.com/office/word/2010/wordprocessingInk" xmlns:wne="http://schemas.microsoft.com/office/word/2006/wordml" xmlns:wps="http://schemas.microsoft.com/office/word/2010/wordprocessingShape" mc:Ignorable="w14 w15 w16se w16cid w16 w16cex w16sdtdh w16sdtfl w16du wp14">
+<w:document xmlns:wpc="http://schemas.microsoft.com/office/word/2010/wordprocessingCanvas" xmlns:cx="http://schemas.microsoft.com/office/drawing/2014/chartex" xmlns:mc="http://schemas.openxmlformats.org/markup-compatibility/2006" xmlns:o="urn:schemas-microsoft-com:office:office" xmlns:r="http://schemas.openxmlformats.org/officeDocument/2006/relationships" xmlns:m="http://schemas.openxmlformats.org/officeDocument/2006/math" xmlns:v="urn:schemas-microsoft-com:vml" xmlns:wp14="http://schemas.microsoft.com/office/word/2010/wordprocessingDrawing" xmlns:wp="http://schemas.openxmlformats.org/drawingml/2006/wordprocessingDrawing" xmlns:w10="urn:schemas-microsoft-com:office:word" xmlns:w="http://schemas.openxmlformats.org/wordprocessingml/2006/main" xmlns:w14="http://schemas.microsoft.com/office/word/2010/wordml" xmlns:w15="http://schemas.microsoft.com/office/word/2012/wordml" xmlns:w16se="http://schemas.microsoft.com/office/word/2015/wordml/symex" xmlns:wpg="http://schemas.microsoft.com/office/word/2010/wordprocessingGroup" xmlns:wpi="http://schemas.microsoft.com/office/word/2010/wordprocessingInk" xmlns:wne="http://schemas.microsoft.com/office/word/2006/wordml" xmlns:wps="http://schemas.microsoft.com/office/word/2010/wordprocessingShape" mc:Ignorable="w14 w15 w16se wp14">
   <w:body>
     <w:p>
+      <w:pPr>
+        <w:spacing w:before="100" w:beforeAutospacing="1" w:after="100" w:afterAutospacing="1" w:line="240" w:lineRule="auto"/>
+        <w:rPr>
+          <w:rFonts w:ascii="Times New Roman" w:eastAsia="Times New Roman" w:hAnsi="Times New Roman" w:cs="Times New Roman"/>
+          <w:kern w:val="0"/>
+          <w:sz w:val="24"/>
+          <w:szCs w:val="24"/>
+          <w:lang w:eastAsia="hu-HU"/>
+          <w14:ligatures w14:val="none"/>
+        </w:rPr>
+      </w:pPr>
       <w:r>
-        <w:t xml:space="preserve">Szentlőrinc vasútállomás a Baranya vármegyei Szentlőrinc városában található vasútállomás, amelyet a MÁV üzemeltet. Elnevezése a huszadik század elején még </w:t>
+        <w:rPr>
+          <w:rFonts w:ascii="Times New Roman" w:eastAsia="Times New Roman" w:hAnsi="Times New Roman" w:cs="Times New Roman"/>
+          <w:kern w:val="0"/>
+          <w:sz w:val="24"/>
+          <w:szCs w:val="24"/>
+          <w:lang w:eastAsia="hu-HU"/>
+          <w14:ligatures w14:val="none"/>
+        </w:rPr>
+        <w:t>Szentlőrinc vasútállomás Baranya vármegye egyik legfontosabb közlekedési csomópontja. Itt találkozik a villamosított Budapest és Pécs közötti fővonal a Gyékényes, valamint a Sellye felé tartó mellékvonalakkal. A vonatok biztonságos közlekedését fényjelzőkkel ellátott biztosítóberendezés felügyeli. Érd</w:t>
       </w:r>
-      <w:proofErr w:type="spellStart"/>
+      <w:bookmarkStart w:id="0" w:name="_GoBack"/>
+      <w:bookmarkEnd w:id="0"/>
       <w:r>
-        <w:t>Baranyaszentlőrinc</w:t>
-      </w:r>
-      <w:proofErr w:type="spellEnd"/>
-      <w:r>
-        <w:t>, máshol említve Szentlőrinc állomás volt.</w:t>
-      </w:r>
-      <w:r>
-        <w:t xml:space="preserve"> </w:t>
-      </w:r>
-      <w:r>
-        <w:t xml:space="preserve">Felvételi épülete a Pécs-Barcs vasút által használt szabványtervek szerint épült, ma is viszonylag jó állapotban van. A forgalmi irodát magában foglaló második épületet később emelték. Egyik oldal falán 2000-ben emléktáblát helyeztek el a </w:t>
-      </w:r>
-      <w:proofErr w:type="spellStart"/>
-      <w:r>
-        <w:t>seljei</w:t>
-      </w:r>
-      <w:proofErr w:type="spellEnd"/>
-      <w:r>
-        <w:t xml:space="preserve"> vasútvonal százöt éves fennállása alkalmából. A </w:t>
-      </w:r>
-      <w:proofErr w:type="spellStart"/>
-      <w:r>
-        <w:t>seljei</w:t>
-      </w:r>
-      <w:proofErr w:type="spellEnd"/>
-      <w:r>
-        <w:t xml:space="preserve"> vonal kezdőpontját jelenti, az áthaladó két másik vonal közül a Pécs-Bányarendező-Barcs vonalon a kétszázharminchetes, a Kelenföld-Szentlőrinc vonalon pedig a 2059-es </w:t>
-      </w:r>
-      <w:proofErr w:type="spellStart"/>
-      <w:r>
-        <w:t>Szelvénkő</w:t>
-      </w:r>
-      <w:proofErr w:type="spellEnd"/>
-      <w:r>
-        <w:t xml:space="preserve"> található az állomás térségében.</w:t>
+        <w:rPr>
+          <w:rFonts w:ascii="Times New Roman" w:eastAsia="Times New Roman" w:hAnsi="Times New Roman" w:cs="Times New Roman"/>
+          <w:kern w:val="0"/>
+          <w:sz w:val="24"/>
+          <w:szCs w:val="24"/>
+          <w:lang w:eastAsia="hu-HU"/>
+          <w14:ligatures w14:val="none"/>
+        </w:rPr>
+        <w:t>ekesség, hogy az állomás forgalmi irodájából távvezérléssel irányítják a közeli cementgyár iparvágányának forgalmát is. Az utazóközönség kényelmét aszfaltozott peronok szolgálják. A pontos tájékoztatásról pedig egy korszerű, számítógéppel vezérelt digitális hangosbemondó rendszer, valamint modern kijelzők gondoskodnak.</w:t>
       </w:r>
     </w:p>
+    <w:p/>
     <w:sectPr>
       <w:pgSz w:w="11906" w:h="16838"/>
       <w:pgMar w:top="1417" w:right="1417" w:bottom="1417" w:left="1417" w:header="708" w:footer="708" w:gutter="0"/>
@@ -56,7 +51,7 @@
 </file>
 
 <file path=word/styles.xml><?xml version="1.0" encoding="utf-8"?>
-<w:styles xmlns:mc="http://schemas.openxmlformats.org/markup-compatibility/2006" xmlns:r="http://schemas.openxmlformats.org/officeDocument/2006/relationships" xmlns:w="http://schemas.openxmlformats.org/wordprocessingml/2006/main" xmlns:w14="http://schemas.microsoft.com/office/word/2010/wordml" xmlns:w15="http://schemas.microsoft.com/office/word/2012/wordml" xmlns:w16cex="http://schemas.microsoft.com/office/word/2018/wordml/cex" xmlns:w16cid="http://schemas.microsoft.com/office/word/2016/wordml/cid" xmlns:w16="http://schemas.microsoft.com/office/word/2018/wordml" xmlns:w16du="http://schemas.microsoft.com/office/word/2023/wordml/word16du" xmlns:w16sdtdh="http://schemas.microsoft.com/office/word/2020/wordml/sdtdatahash" xmlns:w16sdtfl="http://schemas.microsoft.com/office/word/2024/wordml/sdtformatlock" xmlns:w16se="http://schemas.microsoft.com/office/word/2015/wordml/symex" mc:Ignorable="w14 w15 w16se w16cid w16 w16cex w16sdtdh w16sdtfl w16du">
+<w:styles xmlns:mc="http://schemas.openxmlformats.org/markup-compatibility/2006" xmlns:r="http://schemas.openxmlformats.org/officeDocument/2006/relationships" xmlns:w="http://schemas.openxmlformats.org/wordprocessingml/2006/main" xmlns:w14="http://schemas.microsoft.com/office/word/2010/wordml" xmlns:w15="http://schemas.microsoft.com/office/word/2012/wordml" xmlns:w16se="http://schemas.microsoft.com/office/word/2015/wordml/symex" mc:Ignorable="w14 w15 w16se">
   <w:docDefaults>
     <w:rPrDefault>
       <w:rPr>
@@ -74,7 +69,7 @@
       </w:pPr>
     </w:pPrDefault>
   </w:docDefaults>
-  <w:latentStyles w:defLockedState="0" w:defUIPriority="99" w:defSemiHidden="0" w:defUnhideWhenUsed="0" w:defQFormat="0" w:count="376">
+  <w:latentStyles w:defLockedState="0" w:defUIPriority="99" w:defSemiHidden="0" w:defUnhideWhenUsed="0" w:defQFormat="0" w:count="371">
     <w:lsdException w:name="Normal" w:uiPriority="0" w:qFormat="1"/>
     <w:lsdException w:name="heading 1" w:uiPriority="9" w:qFormat="1"/>
     <w:lsdException w:name="heading 2" w:semiHidden="1" w:uiPriority="9" w:unhideWhenUsed="1" w:qFormat="1"/>
@@ -446,11 +441,6 @@
     <w:lsdException w:name="List Table 5 Dark Accent 6" w:uiPriority="50"/>
     <w:lsdException w:name="List Table 6 Colorful Accent 6" w:uiPriority="51"/>
     <w:lsdException w:name="List Table 7 Colorful Accent 6" w:uiPriority="52"/>
-    <w:lsdException w:name="Mention" w:semiHidden="1" w:unhideWhenUsed="1"/>
-    <w:lsdException w:name="Smart Hyperlink" w:semiHidden="1" w:unhideWhenUsed="1"/>
-    <w:lsdException w:name="Hashtag" w:semiHidden="1" w:unhideWhenUsed="1"/>
-    <w:lsdException w:name="Unresolved Mention" w:semiHidden="1" w:unhideWhenUsed="1"/>
-    <w:lsdException w:name="Smart Link" w:semiHidden="1" w:unhideWhenUsed="1"/>
   </w:latentStyles>
   <w:style w:type="paragraph" w:default="1" w:styleId="Norml">
     <w:name w:val="Normal"/>
@@ -658,6 +648,7 @@
   <w:style w:type="character" w:default="1" w:styleId="Bekezdsalapbettpusa">
     <w:name w:val="Default Paragraph Font"/>
     <w:uiPriority w:val="1"/>
+    <w:semiHidden/>
     <w:unhideWhenUsed/>
   </w:style>
   <w:style w:type="table" w:default="1" w:styleId="Normltblzat">
@@ -970,6 +961,55 @@
       <w:color w:val="0F4761" w:themeColor="accent1" w:themeShade="BF"/>
       <w:spacing w:val="5"/>
     </w:rPr>
+  </w:style>
+  <w:style w:type="paragraph" w:styleId="NormlWeb">
+    <w:name w:val="Normal (Web)"/>
+    <w:basedOn w:val="Norml"/>
+    <w:uiPriority w:val="99"/>
+    <w:semiHidden/>
+    <w:unhideWhenUsed/>
+    <w:rsid w:val="00970604"/>
+    <w:pPr>
+      <w:spacing w:before="100" w:beforeAutospacing="1" w:after="100" w:afterAutospacing="1" w:line="240" w:lineRule="auto"/>
+    </w:pPr>
+    <w:rPr>
+      <w:rFonts w:ascii="Times New Roman" w:eastAsia="Times New Roman" w:hAnsi="Times New Roman" w:cs="Times New Roman"/>
+      <w:kern w:val="0"/>
+      <w:sz w:val="24"/>
+      <w:szCs w:val="24"/>
+      <w:lang w:eastAsia="hu-HU"/>
+      <w14:ligatures w14:val="none"/>
+    </w:rPr>
+  </w:style>
+  <w:style w:type="character" w:customStyle="1" w:styleId="citation-411">
+    <w:name w:val="citation-411"/>
+    <w:basedOn w:val="Bekezdsalapbettpusa"/>
+    <w:rsid w:val="00970604"/>
+  </w:style>
+  <w:style w:type="character" w:customStyle="1" w:styleId="citation-410">
+    <w:name w:val="citation-410"/>
+    <w:basedOn w:val="Bekezdsalapbettpusa"/>
+    <w:rsid w:val="00970604"/>
+  </w:style>
+  <w:style w:type="character" w:customStyle="1" w:styleId="citation-409">
+    <w:name w:val="citation-409"/>
+    <w:basedOn w:val="Bekezdsalapbettpusa"/>
+    <w:rsid w:val="00970604"/>
+  </w:style>
+  <w:style w:type="character" w:customStyle="1" w:styleId="citation-408">
+    <w:name w:val="citation-408"/>
+    <w:basedOn w:val="Bekezdsalapbettpusa"/>
+    <w:rsid w:val="00970604"/>
+  </w:style>
+  <w:style w:type="character" w:customStyle="1" w:styleId="citation-407">
+    <w:name w:val="citation-407"/>
+    <w:basedOn w:val="Bekezdsalapbettpusa"/>
+    <w:rsid w:val="00970604"/>
+  </w:style>
+  <w:style w:type="character" w:customStyle="1" w:styleId="button-label">
+    <w:name w:val="button-label"/>
+    <w:basedOn w:val="Bekezdsalapbettpusa"/>
+    <w:rsid w:val="00970604"/>
   </w:style>
 </w:styles>
 </file>
